--- a/5_Technical Report/5. Technical Report.docx
+++ b/5_Technical Report/5. Technical Report.docx
@@ -5,6 +5,7 @@
     <w:p>
       <w:pPr>
         <w:spacing w:before="100" w:beforeAutospacing="1" w:after="120" w:line="240" w:lineRule="auto"/>
+        <w:jc w:val="both"/>
         <w:outlineLvl w:val="0"/>
         <w:rPr>
           <w:rFonts w:ascii="Times New Roman" w:eastAsia="Times New Roman" w:hAnsi="Times New Roman" w:cs="Times New Roman"/>
@@ -34,6 +35,7 @@
     <w:p>
       <w:pPr>
         <w:spacing w:before="100" w:beforeAutospacing="1" w:after="0" w:line="240" w:lineRule="auto"/>
+        <w:jc w:val="both"/>
         <w:rPr>
           <w:rFonts w:ascii="Times New Roman" w:eastAsia="Times New Roman" w:hAnsi="Times New Roman" w:cs="Times New Roman"/>
           <w:color w:val="1F1F1F"/>
@@ -72,6 +74,7 @@
     <w:p>
       <w:pPr>
         <w:spacing w:before="100" w:beforeAutospacing="1" w:after="0" w:line="240" w:lineRule="auto"/>
+        <w:jc w:val="both"/>
         <w:rPr>
           <w:rFonts w:ascii="Times New Roman" w:eastAsia="Times New Roman" w:hAnsi="Times New Roman" w:cs="Times New Roman"/>
           <w:color w:val="1F1F1F"/>
@@ -123,6 +126,7 @@
     <w:p>
       <w:pPr>
         <w:spacing w:before="100" w:beforeAutospacing="1" w:after="0" w:line="240" w:lineRule="auto"/>
+        <w:jc w:val="both"/>
         <w:rPr>
           <w:rFonts w:ascii="Times New Roman" w:eastAsia="Times New Roman" w:hAnsi="Times New Roman" w:cs="Times New Roman"/>
           <w:color w:val="1F1F1F"/>
@@ -267,6 +271,7 @@
     <w:p>
       <w:pPr>
         <w:spacing w:before="100" w:beforeAutospacing="1" w:after="120" w:line="240" w:lineRule="auto"/>
+        <w:jc w:val="both"/>
         <w:outlineLvl w:val="1"/>
         <w:rPr>
           <w:rFonts w:ascii="Times New Roman" w:eastAsia="Times New Roman" w:hAnsi="Times New Roman" w:cs="Times New Roman"/>
@@ -296,6 +301,7 @@
     <w:p>
       <w:pPr>
         <w:spacing w:before="100" w:beforeAutospacing="1" w:after="240" w:line="240" w:lineRule="auto"/>
+        <w:jc w:val="both"/>
         <w:rPr>
           <w:rFonts w:ascii="Times New Roman" w:eastAsia="Times New Roman" w:hAnsi="Times New Roman" w:cs="Times New Roman"/>
           <w:color w:val="1F1F1F"/>
@@ -320,6 +326,7 @@
     <w:p>
       <w:pPr>
         <w:spacing w:before="100" w:beforeAutospacing="1" w:after="120" w:line="240" w:lineRule="auto"/>
+        <w:jc w:val="both"/>
         <w:outlineLvl w:val="1"/>
         <w:rPr>
           <w:rFonts w:ascii="Times New Roman" w:eastAsia="Times New Roman" w:hAnsi="Times New Roman" w:cs="Times New Roman"/>
@@ -349,6 +356,7 @@
     <w:p>
       <w:pPr>
         <w:spacing w:before="100" w:beforeAutospacing="1" w:after="120" w:line="240" w:lineRule="auto"/>
+        <w:jc w:val="both"/>
         <w:rPr>
           <w:rFonts w:ascii="Times New Roman" w:eastAsia="Times New Roman" w:hAnsi="Times New Roman" w:cs="Times New Roman"/>
           <w:color w:val="1F1F1F"/>
@@ -377,6 +385,7 @@
           <w:numId w:val="17"/>
         </w:numPr>
         <w:spacing w:before="100" w:beforeAutospacing="1" w:after="0" w:line="240" w:lineRule="auto"/>
+        <w:jc w:val="both"/>
         <w:rPr>
           <w:rFonts w:ascii="Times New Roman" w:eastAsia="Times New Roman" w:hAnsi="Times New Roman" w:cs="Times New Roman"/>
           <w:color w:val="1F1F1F"/>
@@ -419,6 +428,7 @@
           <w:numId w:val="17"/>
         </w:numPr>
         <w:spacing w:before="100" w:beforeAutospacing="1" w:after="0" w:line="240" w:lineRule="auto"/>
+        <w:jc w:val="both"/>
         <w:rPr>
           <w:rFonts w:ascii="Times New Roman" w:eastAsia="Times New Roman" w:hAnsi="Times New Roman" w:cs="Times New Roman"/>
           <w:color w:val="1F1F1F"/>
@@ -485,6 +495,7 @@
           <w:numId w:val="17"/>
         </w:numPr>
         <w:spacing w:before="100" w:beforeAutospacing="1" w:after="0" w:line="240" w:lineRule="auto"/>
+        <w:jc w:val="both"/>
         <w:rPr>
           <w:rFonts w:ascii="Times New Roman" w:eastAsia="Times New Roman" w:hAnsi="Times New Roman" w:cs="Times New Roman"/>
           <w:color w:val="1F1F1F"/>
@@ -696,6 +707,7 @@
           <w:numId w:val="17"/>
         </w:numPr>
         <w:spacing w:before="100" w:beforeAutospacing="1" w:after="0" w:line="240" w:lineRule="auto"/>
+        <w:jc w:val="both"/>
         <w:rPr>
           <w:rFonts w:ascii="Times New Roman" w:eastAsia="Times New Roman" w:hAnsi="Times New Roman" w:cs="Times New Roman"/>
           <w:color w:val="1F1F1F"/>
@@ -734,6 +746,7 @@
     <w:p>
       <w:pPr>
         <w:spacing w:before="100" w:beforeAutospacing="1" w:after="120" w:line="240" w:lineRule="auto"/>
+        <w:jc w:val="both"/>
         <w:outlineLvl w:val="1"/>
         <w:rPr>
           <w:rFonts w:ascii="Times New Roman" w:eastAsia="Times New Roman" w:hAnsi="Times New Roman" w:cs="Times New Roman"/>
@@ -763,6 +776,7 @@
     <w:p>
       <w:pPr>
         <w:spacing w:before="100" w:beforeAutospacing="1" w:after="0" w:line="240" w:lineRule="auto"/>
+        <w:jc w:val="both"/>
         <w:rPr>
           <w:rFonts w:ascii="Times New Roman" w:eastAsia="Times New Roman" w:hAnsi="Times New Roman" w:cs="Times New Roman"/>
           <w:color w:val="1F1F1F"/>
@@ -909,6 +923,7 @@
           <w:numId w:val="18"/>
         </w:numPr>
         <w:spacing w:before="100" w:beforeAutospacing="1" w:after="0" w:line="240" w:lineRule="auto"/>
+        <w:jc w:val="both"/>
         <w:rPr>
           <w:rFonts w:ascii="Times New Roman" w:eastAsia="Times New Roman" w:hAnsi="Times New Roman" w:cs="Times New Roman"/>
           <w:color w:val="1F1F1F"/>
@@ -987,6 +1002,7 @@
           <w:numId w:val="18"/>
         </w:numPr>
         <w:spacing w:before="100" w:beforeAutospacing="1" w:after="0" w:line="240" w:lineRule="auto"/>
+        <w:jc w:val="both"/>
         <w:rPr>
           <w:rFonts w:ascii="Times New Roman" w:eastAsia="Times New Roman" w:hAnsi="Times New Roman" w:cs="Times New Roman"/>
           <w:color w:val="1F1F1F"/>
@@ -1147,6 +1163,7 @@
           <w:numId w:val="18"/>
         </w:numPr>
         <w:spacing w:before="100" w:beforeAutospacing="1" w:after="0" w:line="240" w:lineRule="auto"/>
+        <w:jc w:val="both"/>
         <w:rPr>
           <w:rFonts w:ascii="Times New Roman" w:eastAsia="Times New Roman" w:hAnsi="Times New Roman" w:cs="Times New Roman"/>
           <w:color w:val="1F1F1F"/>
@@ -1185,6 +1202,7 @@
     <w:p>
       <w:pPr>
         <w:spacing w:before="100" w:beforeAutospacing="1" w:after="120" w:line="240" w:lineRule="auto"/>
+        <w:jc w:val="both"/>
         <w:outlineLvl w:val="1"/>
         <w:rPr>
           <w:rFonts w:ascii="Times New Roman" w:eastAsia="Times New Roman" w:hAnsi="Times New Roman" w:cs="Times New Roman"/>
@@ -1214,6 +1232,7 @@
     <w:p>
       <w:pPr>
         <w:spacing w:before="100" w:beforeAutospacing="1" w:after="120" w:line="240" w:lineRule="auto"/>
+        <w:jc w:val="both"/>
         <w:outlineLvl w:val="2"/>
         <w:rPr>
           <w:rFonts w:ascii="Times New Roman" w:eastAsia="Times New Roman" w:hAnsi="Times New Roman" w:cs="Times New Roman"/>
@@ -1243,6 +1262,7 @@
     <w:p>
       <w:pPr>
         <w:spacing w:before="100" w:beforeAutospacing="1" w:after="240" w:line="240" w:lineRule="auto"/>
+        <w:jc w:val="both"/>
         <w:rPr>
           <w:rFonts w:ascii="Times New Roman" w:eastAsia="Times New Roman" w:hAnsi="Times New Roman" w:cs="Times New Roman"/>
           <w:color w:val="1F1F1F"/>
@@ -1267,6 +1287,7 @@
     <w:p>
       <w:pPr>
         <w:spacing w:before="100" w:beforeAutospacing="1" w:after="0" w:line="240" w:lineRule="auto"/>
+        <w:jc w:val="both"/>
         <w:rPr>
           <w:rFonts w:ascii="Times New Roman" w:eastAsia="Times New Roman" w:hAnsi="Times New Roman" w:cs="Times New Roman"/>
           <w:color w:val="1F1F1F"/>
@@ -1294,6 +1315,7 @@
     <w:p>
       <w:pPr>
         <w:spacing w:after="0" w:line="240" w:lineRule="auto"/>
+        <w:jc w:val="both"/>
         <w:rPr>
           <w:rFonts w:ascii="Times New Roman" w:eastAsia="Times New Roman" w:hAnsi="Times New Roman" w:cs="Times New Roman"/>
           <w:color w:val="1F1F1F"/>
@@ -1482,6 +1504,7 @@
           <w:numId w:val="19"/>
         </w:numPr>
         <w:spacing w:before="100" w:beforeAutospacing="1" w:after="0" w:line="240" w:lineRule="auto"/>
+        <w:jc w:val="both"/>
         <w:rPr>
           <w:rFonts w:ascii="Times New Roman" w:eastAsia="Times New Roman" w:hAnsi="Times New Roman" w:cs="Times New Roman"/>
           <w:color w:val="1F1F1F"/>
@@ -1566,6 +1589,7 @@
           <w:numId w:val="19"/>
         </w:numPr>
         <w:spacing w:before="100" w:beforeAutospacing="1" w:after="0" w:line="240" w:lineRule="auto"/>
+        <w:jc w:val="both"/>
         <w:rPr>
           <w:rFonts w:ascii="Times New Roman" w:eastAsia="Times New Roman" w:hAnsi="Times New Roman" w:cs="Times New Roman"/>
           <w:color w:val="1F1F1F"/>
@@ -1650,6 +1674,7 @@
           <w:numId w:val="19"/>
         </w:numPr>
         <w:spacing w:before="100" w:beforeAutospacing="1" w:after="0" w:line="240" w:lineRule="auto"/>
+        <w:jc w:val="both"/>
         <w:rPr>
           <w:rFonts w:ascii="Times New Roman" w:eastAsia="Times New Roman" w:hAnsi="Times New Roman" w:cs="Times New Roman"/>
           <w:color w:val="1F1F1F"/>
@@ -1730,6 +1755,7 @@
     <w:p>
       <w:pPr>
         <w:spacing w:before="100" w:beforeAutospacing="1" w:after="0" w:line="240" w:lineRule="auto"/>
+        <w:jc w:val="both"/>
         <w:rPr>
           <w:rFonts w:ascii="Times New Roman" w:eastAsia="Times New Roman" w:hAnsi="Times New Roman" w:cs="Times New Roman"/>
           <w:b/>
@@ -1926,6 +1952,7 @@
     <w:p>
       <w:pPr>
         <w:spacing w:after="0" w:line="240" w:lineRule="auto"/>
+        <w:jc w:val="both"/>
         <w:rPr>
           <w:rFonts w:ascii="Times New Roman" w:eastAsia="Times New Roman" w:hAnsi="Times New Roman" w:cs="Times New Roman"/>
           <w:color w:val="1F1F1F"/>
@@ -2204,6 +2231,7 @@
     <w:p>
       <w:pPr>
         <w:spacing w:after="0" w:line="240" w:lineRule="auto"/>
+        <w:jc w:val="both"/>
         <w:rPr>
           <w:rFonts w:ascii="Times New Roman" w:eastAsia="Times New Roman" w:hAnsi="Times New Roman" w:cs="Times New Roman"/>
           <w:color w:val="1F1F1F"/>
@@ -2217,6 +2245,7 @@
     <w:p>
       <w:pPr>
         <w:spacing w:after="0" w:line="240" w:lineRule="auto"/>
+        <w:jc w:val="both"/>
         <w:rPr>
           <w:rFonts w:ascii="Times New Roman" w:eastAsia="Times New Roman" w:hAnsi="Times New Roman" w:cs="Times New Roman"/>
           <w:color w:val="1F1F1F"/>
@@ -2518,6 +2547,7 @@
     <w:p>
       <w:pPr>
         <w:spacing w:after="0" w:line="240" w:lineRule="auto"/>
+        <w:jc w:val="both"/>
         <w:rPr>
           <w:rFonts w:ascii="Times New Roman" w:eastAsia="Times New Roman" w:hAnsi="Times New Roman" w:cs="Times New Roman"/>
           <w:color w:val="1F1F1F"/>
@@ -2531,6 +2561,7 @@
     <w:p>
       <w:pPr>
         <w:spacing w:after="0" w:line="240" w:lineRule="auto"/>
+        <w:jc w:val="both"/>
         <w:rPr>
           <w:rFonts w:ascii="Times New Roman" w:eastAsia="Times New Roman" w:hAnsi="Times New Roman" w:cs="Times New Roman"/>
           <w:color w:val="1F1F1F"/>
@@ -2807,6 +2838,7 @@
     <w:p>
       <w:pPr>
         <w:spacing w:before="100" w:beforeAutospacing="1" w:after="0" w:line="240" w:lineRule="auto"/>
+        <w:jc w:val="both"/>
         <w:rPr>
           <w:rFonts w:ascii="Times New Roman" w:eastAsia="Times New Roman" w:hAnsi="Times New Roman" w:cs="Times New Roman"/>
           <w:color w:val="1F1F1F"/>
@@ -2899,6 +2931,7 @@
     <w:p>
       <w:pPr>
         <w:spacing w:before="100" w:beforeAutospacing="1" w:after="120" w:line="240" w:lineRule="auto"/>
+        <w:jc w:val="both"/>
         <w:outlineLvl w:val="2"/>
         <w:rPr>
           <w:rFonts w:ascii="Times New Roman" w:eastAsia="Times New Roman" w:hAnsi="Times New Roman" w:cs="Times New Roman"/>
@@ -2928,6 +2961,7 @@
     <w:p>
       <w:pPr>
         <w:spacing w:before="100" w:beforeAutospacing="1" w:after="0" w:line="240" w:lineRule="auto"/>
+        <w:jc w:val="both"/>
         <w:rPr>
           <w:rFonts w:ascii="Times New Roman" w:eastAsia="Times New Roman" w:hAnsi="Times New Roman" w:cs="Times New Roman"/>
           <w:color w:val="1F1F1F"/>
@@ -3007,20 +3041,6 @@
           <m:t>=1.0</m:t>
         </m:r>
       </m:oMath>
-    </w:p>
-    <w:p>
-      <w:pPr>
-        <w:spacing w:before="100" w:beforeAutospacing="1" w:after="0" w:line="240" w:lineRule="auto"/>
-        <w:rPr>
-          <w:rFonts w:ascii="Times New Roman" w:eastAsia="Times New Roman" w:hAnsi="Times New Roman" w:cs="Times New Roman"/>
-          <w:color w:val="1F1F1F"/>
-          <w:kern w:val="0"/>
-          <w:sz w:val="24"/>
-          <w:szCs w:val="24"/>
-          <w:bdr w:val="none" w:sz="0" w:space="0" w:color="auto" w:frame="1"/>
-          <w14:ligatures w14:val="none"/>
-        </w:rPr>
-      </w:pPr>
       <w:r>
         <w:rPr>
           <w:rFonts w:ascii="Times New Roman" w:eastAsia="Times New Roman" w:hAnsi="Times New Roman" w:cs="Times New Roman"/>
@@ -3174,6 +3194,7 @@
     <w:p>
       <w:pPr>
         <w:spacing w:before="100" w:beforeAutospacing="1" w:after="0" w:line="240" w:lineRule="auto"/>
+        <w:jc w:val="both"/>
         <w:rPr>
           <w:rFonts w:ascii="Times New Roman" w:eastAsia="Times New Roman" w:hAnsi="Times New Roman" w:cs="Times New Roman"/>
           <w:color w:val="1F1F1F"/>
@@ -3195,13 +3216,13 @@
           <w:bdr w:val="none" w:sz="0" w:space="0" w:color="auto" w:frame="1"/>
           <w14:ligatures w14:val="none"/>
         </w:rPr>
-        <w:lastRenderedPageBreak/>
         <w:t>Safe Following Distance:</w:t>
       </w:r>
     </w:p>
     <w:p>
       <w:pPr>
         <w:spacing w:after="0" w:line="240" w:lineRule="auto"/>
+        <w:jc w:val="both"/>
         <w:rPr>
           <w:rFonts w:ascii="Times New Roman" w:eastAsia="Times New Roman" w:hAnsi="Times New Roman" w:cs="Times New Roman"/>
           <w:color w:val="1F1F1F"/>
@@ -3451,6 +3472,7 @@
     <w:p>
       <w:pPr>
         <w:spacing w:before="100" w:beforeAutospacing="1" w:after="0" w:line="240" w:lineRule="auto"/>
+        <w:jc w:val="both"/>
         <w:rPr>
           <w:rFonts w:ascii="Times New Roman" w:eastAsia="Times New Roman" w:hAnsi="Times New Roman" w:cs="Times New Roman"/>
           <w:i/>
@@ -3475,6 +3497,7 @@
           <w:bdr w:val="none" w:sz="0" w:space="0" w:color="auto" w:frame="1"/>
           <w14:ligatures w14:val="none"/>
         </w:rPr>
+        <w:lastRenderedPageBreak/>
         <w:t xml:space="preserve">(Default </w:t>
       </w:r>
       <m:oMath>
@@ -3536,6 +3559,7 @@
     <w:p>
       <w:pPr>
         <w:spacing w:before="100" w:beforeAutospacing="1" w:after="0" w:line="240" w:lineRule="auto"/>
+        <w:jc w:val="both"/>
         <w:rPr>
           <w:rFonts w:ascii="Times New Roman" w:eastAsia="Times New Roman" w:hAnsi="Times New Roman" w:cs="Times New Roman"/>
           <w:color w:val="1F1F1F"/>
@@ -3567,6 +3591,7 @@
           <w:numId w:val="20"/>
         </w:numPr>
         <w:spacing w:before="100" w:beforeAutospacing="1" w:after="0" w:line="240" w:lineRule="auto"/>
+        <w:jc w:val="both"/>
         <w:rPr>
           <w:rFonts w:ascii="Times New Roman" w:eastAsia="Times New Roman" w:hAnsi="Times New Roman" w:cs="Times New Roman"/>
           <w:color w:val="1F1F1F"/>
@@ -3609,6 +3634,7 @@
           <w:numId w:val="20"/>
         </w:numPr>
         <w:spacing w:before="100" w:beforeAutospacing="1" w:after="0" w:line="240" w:lineRule="auto"/>
+        <w:jc w:val="both"/>
         <w:rPr>
           <w:rFonts w:ascii="Times New Roman" w:eastAsia="Times New Roman" w:hAnsi="Times New Roman" w:cs="Times New Roman"/>
           <w:color w:val="1F1F1F"/>
@@ -3792,6 +3818,7 @@
           <w:numId w:val="20"/>
         </w:numPr>
         <w:spacing w:before="100" w:beforeAutospacing="1" w:after="0" w:line="240" w:lineRule="auto"/>
+        <w:jc w:val="both"/>
         <w:rPr>
           <w:rFonts w:ascii="Times New Roman" w:eastAsia="Times New Roman" w:hAnsi="Times New Roman" w:cs="Times New Roman"/>
           <w:color w:val="1F1F1F"/>
@@ -3830,6 +3857,7 @@
     <w:p>
       <w:pPr>
         <w:spacing w:before="100" w:beforeAutospacing="1" w:after="120" w:line="240" w:lineRule="auto"/>
+        <w:jc w:val="both"/>
         <w:outlineLvl w:val="2"/>
         <w:rPr>
           <w:rFonts w:ascii="Times New Roman" w:eastAsia="Times New Roman" w:hAnsi="Times New Roman" w:cs="Times New Roman"/>
@@ -3859,6 +3887,7 @@
     <w:p>
       <w:pPr>
         <w:spacing w:before="100" w:beforeAutospacing="1" w:after="120" w:line="240" w:lineRule="auto"/>
+        <w:jc w:val="both"/>
         <w:rPr>
           <w:rFonts w:ascii="Times New Roman" w:eastAsia="Times New Roman" w:hAnsi="Times New Roman" w:cs="Times New Roman"/>
           <w:color w:val="1F1F1F"/>
@@ -3887,6 +3916,7 @@
           <w:numId w:val="21"/>
         </w:numPr>
         <w:spacing w:before="100" w:beforeAutospacing="1" w:after="0" w:line="240" w:lineRule="auto"/>
+        <w:jc w:val="both"/>
         <w:rPr>
           <w:rFonts w:ascii="Times New Roman" w:eastAsia="Times New Roman" w:hAnsi="Times New Roman" w:cs="Times New Roman"/>
           <w:color w:val="1F1F1F"/>
@@ -3957,6 +3987,7 @@
           <w:numId w:val="21"/>
         </w:numPr>
         <w:spacing w:before="100" w:beforeAutospacing="1" w:after="0" w:line="240" w:lineRule="auto"/>
+        <w:jc w:val="both"/>
         <w:rPr>
           <w:rFonts w:ascii="Times New Roman" w:eastAsia="Times New Roman" w:hAnsi="Times New Roman" w:cs="Times New Roman"/>
           <w:color w:val="1F1F1F"/>
@@ -4139,6 +4170,7 @@
           <w:numId w:val="21"/>
         </w:numPr>
         <w:spacing w:before="100" w:beforeAutospacing="1" w:after="0" w:line="240" w:lineRule="auto"/>
+        <w:jc w:val="both"/>
         <w:rPr>
           <w:rFonts w:ascii="Times New Roman" w:eastAsia="Times New Roman" w:hAnsi="Times New Roman" w:cs="Times New Roman"/>
           <w:color w:val="1F1F1F"/>
@@ -4167,6 +4199,7 @@
       <w:pPr>
         <w:spacing w:before="100" w:beforeAutospacing="1" w:after="0" w:line="240" w:lineRule="auto"/>
         <w:ind w:left="720"/>
+        <w:jc w:val="both"/>
         <w:rPr>
           <w:rFonts w:ascii="Times New Roman" w:eastAsia="Times New Roman" w:hAnsi="Times New Roman" w:cs="Times New Roman"/>
           <w:color w:val="1F1F1F"/>
@@ -4400,6 +4433,7 @@
       <w:pPr>
         <w:spacing w:before="100" w:beforeAutospacing="1" w:after="0" w:line="240" w:lineRule="auto"/>
         <w:ind w:left="720"/>
+        <w:jc w:val="both"/>
         <w:rPr>
           <w:rFonts w:ascii="Times New Roman" w:eastAsia="Times New Roman" w:hAnsi="Times New Roman" w:cs="Times New Roman"/>
           <w:iCs/>
@@ -4519,6 +4553,7 @@
     <w:p>
       <w:pPr>
         <w:spacing w:before="100" w:beforeAutospacing="1" w:after="0" w:line="240" w:lineRule="auto"/>
+        <w:jc w:val="both"/>
         <w:rPr>
           <w:rFonts w:ascii="Times New Roman" w:eastAsia="Times New Roman" w:hAnsi="Times New Roman" w:cs="Times New Roman"/>
           <w:color w:val="1F1F1F"/>
@@ -4715,6 +4750,7 @@
     <w:p>
       <w:pPr>
         <w:spacing w:before="100" w:beforeAutospacing="1" w:after="0" w:line="240" w:lineRule="auto"/>
+        <w:jc w:val="both"/>
         <w:rPr>
           <w:rFonts w:ascii="Times New Roman" w:eastAsia="Times New Roman" w:hAnsi="Times New Roman" w:cs="Times New Roman"/>
           <w:color w:val="1F1F1F"/>
@@ -4728,6 +4764,7 @@
     <w:p>
       <w:pPr>
         <w:spacing w:before="100" w:beforeAutospacing="1" w:after="0" w:line="240" w:lineRule="auto"/>
+        <w:jc w:val="both"/>
         <w:rPr>
           <w:rFonts w:ascii="Times New Roman" w:eastAsia="Times New Roman" w:hAnsi="Times New Roman" w:cs="Times New Roman"/>
           <w:color w:val="1F1F1F"/>
@@ -4741,6 +4778,7 @@
     <w:p>
       <w:pPr>
         <w:spacing w:before="100" w:beforeAutospacing="1" w:after="0" w:line="240" w:lineRule="auto"/>
+        <w:jc w:val="both"/>
         <w:rPr>
           <w:rFonts w:ascii="Times New Roman" w:eastAsia="Times New Roman" w:hAnsi="Times New Roman" w:cs="Times New Roman"/>
           <w:color w:val="1F1F1F"/>
@@ -4754,6 +4792,7 @@
     <w:p>
       <w:pPr>
         <w:spacing w:before="100" w:beforeAutospacing="1" w:after="0" w:line="240" w:lineRule="auto"/>
+        <w:jc w:val="both"/>
         <w:rPr>
           <w:rFonts w:ascii="Times New Roman" w:eastAsia="Times New Roman" w:hAnsi="Times New Roman" w:cs="Times New Roman"/>
           <w:color w:val="1F1F1F"/>
@@ -4767,6 +4806,7 @@
     <w:p>
       <w:pPr>
         <w:spacing w:before="100" w:beforeAutospacing="1" w:after="0" w:line="240" w:lineRule="auto"/>
+        <w:jc w:val="both"/>
         <w:rPr>
           <w:rFonts w:ascii="Times New Roman" w:eastAsia="Times New Roman" w:hAnsi="Times New Roman" w:cs="Times New Roman"/>
           <w:color w:val="1F1F1F"/>
@@ -4780,6 +4820,7 @@
     <w:p>
       <w:pPr>
         <w:spacing w:before="100" w:beforeAutospacing="1" w:after="0" w:line="240" w:lineRule="auto"/>
+        <w:jc w:val="both"/>
         <w:rPr>
           <w:rFonts w:ascii="Times New Roman" w:eastAsia="Times New Roman" w:hAnsi="Times New Roman" w:cs="Times New Roman"/>
           <w:color w:val="1F1F1F"/>
@@ -4792,7 +4833,50 @@
     </w:p>
     <w:p>
       <w:pPr>
+        <w:spacing w:before="100" w:beforeAutospacing="1" w:after="0" w:line="240" w:lineRule="auto"/>
+        <w:jc w:val="both"/>
+        <w:rPr>
+          <w:rFonts w:ascii="Times New Roman" w:eastAsia="Times New Roman" w:hAnsi="Times New Roman" w:cs="Times New Roman"/>
+          <w:color w:val="1F1F1F"/>
+          <w:kern w:val="0"/>
+          <w:sz w:val="24"/>
+          <w:szCs w:val="24"/>
+          <w14:ligatures w14:val="none"/>
+        </w:rPr>
+      </w:pPr>
+    </w:p>
+    <w:p>
+      <w:pPr>
+        <w:spacing w:before="100" w:beforeAutospacing="1" w:after="0" w:line="240" w:lineRule="auto"/>
+        <w:jc w:val="both"/>
+        <w:rPr>
+          <w:rFonts w:ascii="Times New Roman" w:eastAsia="Times New Roman" w:hAnsi="Times New Roman" w:cs="Times New Roman"/>
+          <w:color w:val="1F1F1F"/>
+          <w:kern w:val="0"/>
+          <w:sz w:val="24"/>
+          <w:szCs w:val="24"/>
+          <w14:ligatures w14:val="none"/>
+        </w:rPr>
+      </w:pPr>
+    </w:p>
+    <w:p>
+      <w:pPr>
+        <w:spacing w:before="100" w:beforeAutospacing="1" w:after="0" w:line="240" w:lineRule="auto"/>
+        <w:jc w:val="both"/>
+        <w:rPr>
+          <w:rFonts w:ascii="Times New Roman" w:eastAsia="Times New Roman" w:hAnsi="Times New Roman" w:cs="Times New Roman"/>
+          <w:color w:val="1F1F1F"/>
+          <w:kern w:val="0"/>
+          <w:sz w:val="24"/>
+          <w:szCs w:val="24"/>
+          <w14:ligatures w14:val="none"/>
+        </w:rPr>
+      </w:pPr>
+    </w:p>
+    <w:p>
+      <w:pPr>
         <w:spacing w:before="100" w:beforeAutospacing="1" w:after="120" w:line="240" w:lineRule="auto"/>
+        <w:jc w:val="both"/>
         <w:outlineLvl w:val="1"/>
         <w:rPr>
           <w:rFonts w:ascii="Times New Roman" w:eastAsia="Times New Roman" w:hAnsi="Times New Roman" w:cs="Times New Roman"/>
@@ -4823,6 +4907,7 @@
     <w:p>
       <w:pPr>
         <w:spacing w:before="100" w:beforeAutospacing="1" w:after="240" w:line="240" w:lineRule="auto"/>
+        <w:jc w:val="both"/>
         <w:rPr>
           <w:rFonts w:ascii="Times New Roman" w:eastAsia="Times New Roman" w:hAnsi="Times New Roman" w:cs="Times New Roman"/>
           <w:color w:val="1F1F1F"/>
@@ -4847,6 +4932,7 @@
     <w:p>
       <w:pPr>
         <w:spacing w:before="100" w:beforeAutospacing="1" w:after="240" w:line="240" w:lineRule="auto"/>
+        <w:jc w:val="both"/>
         <w:rPr>
           <w:rFonts w:ascii="Times New Roman" w:eastAsia="Times New Roman" w:hAnsi="Times New Roman" w:cs="Times New Roman"/>
           <w:color w:val="1F1F1F"/>
@@ -4919,6 +5005,7 @@
     <w:p>
       <w:pPr>
         <w:spacing w:before="100" w:beforeAutospacing="1" w:after="0" w:line="240" w:lineRule="auto"/>
+        <w:jc w:val="both"/>
         <w:rPr>
           <w:rFonts w:ascii="Times New Roman" w:eastAsia="Times New Roman" w:hAnsi="Times New Roman" w:cs="Times New Roman"/>
           <w:color w:val="1F1F1F"/>
@@ -4950,6 +5037,7 @@
           <w:numId w:val="22"/>
         </w:numPr>
         <w:spacing w:before="100" w:beforeAutospacing="1" w:after="0" w:line="240" w:lineRule="auto"/>
+        <w:jc w:val="both"/>
         <w:rPr>
           <w:rFonts w:ascii="Times New Roman" w:eastAsia="Times New Roman" w:hAnsi="Times New Roman" w:cs="Times New Roman"/>
           <w:color w:val="1F1F1F"/>
@@ -5040,6 +5128,7 @@
           <w:numId w:val="22"/>
         </w:numPr>
         <w:spacing w:before="100" w:beforeAutospacing="1" w:after="0" w:line="240" w:lineRule="auto"/>
+        <w:jc w:val="both"/>
         <w:rPr>
           <w:rFonts w:ascii="Times New Roman" w:eastAsia="Times New Roman" w:hAnsi="Times New Roman" w:cs="Times New Roman"/>
           <w:color w:val="1F1F1F"/>
@@ -5082,6 +5171,7 @@
           <w:numId w:val="22"/>
         </w:numPr>
         <w:spacing w:before="100" w:beforeAutospacing="1" w:after="0" w:line="240" w:lineRule="auto"/>
+        <w:jc w:val="both"/>
         <w:rPr>
           <w:rFonts w:ascii="Times New Roman" w:eastAsia="Times New Roman" w:hAnsi="Times New Roman" w:cs="Times New Roman"/>
           <w:color w:val="1F1F1F"/>
@@ -5144,6 +5234,7 @@
     <w:p>
       <w:pPr>
         <w:spacing w:before="100" w:beforeAutospacing="1" w:after="120" w:line="240" w:lineRule="auto"/>
+        <w:jc w:val="both"/>
         <w:outlineLvl w:val="1"/>
         <w:rPr>
           <w:rFonts w:ascii="Times New Roman" w:eastAsia="Times New Roman" w:hAnsi="Times New Roman" w:cs="Times New Roman"/>
@@ -5173,6 +5264,7 @@
     <w:p>
       <w:pPr>
         <w:spacing w:before="100" w:beforeAutospacing="1" w:after="120" w:line="240" w:lineRule="auto"/>
+        <w:jc w:val="both"/>
         <w:rPr>
           <w:rFonts w:ascii="Times New Roman" w:eastAsia="Times New Roman" w:hAnsi="Times New Roman" w:cs="Times New Roman"/>
           <w:color w:val="1F1F1F"/>
@@ -5201,6 +5293,7 @@
           <w:numId w:val="23"/>
         </w:numPr>
         <w:spacing w:before="100" w:beforeAutospacing="1" w:after="0" w:line="240" w:lineRule="auto"/>
+        <w:jc w:val="both"/>
         <w:rPr>
           <w:rFonts w:ascii="Times New Roman" w:eastAsia="Times New Roman" w:hAnsi="Times New Roman" w:cs="Times New Roman"/>
           <w:color w:val="1F1F1F"/>
@@ -5268,6 +5361,7 @@
           <w:numId w:val="23"/>
         </w:numPr>
         <w:spacing w:after="0" w:line="240" w:lineRule="auto"/>
+        <w:jc w:val="both"/>
         <w:rPr>
           <w:rFonts w:ascii="Times New Roman" w:eastAsia="Times New Roman" w:hAnsi="Times New Roman" w:cs="Times New Roman"/>
           <w:color w:val="1F1F1F"/>
@@ -5310,6 +5404,7 @@
           <w:numId w:val="23"/>
         </w:numPr>
         <w:spacing w:before="100" w:beforeAutospacing="1" w:after="0" w:line="240" w:lineRule="auto"/>
+        <w:jc w:val="both"/>
         <w:rPr>
           <w:rFonts w:ascii="Times New Roman" w:eastAsia="Times New Roman" w:hAnsi="Times New Roman" w:cs="Times New Roman"/>
           <w:color w:val="1F1F1F"/>
@@ -5353,6 +5448,7 @@
           <w:numId w:val="23"/>
         </w:numPr>
         <w:spacing w:before="100" w:beforeAutospacing="1" w:after="0" w:line="240" w:lineRule="auto"/>
+        <w:jc w:val="both"/>
         <w:rPr>
           <w:rFonts w:ascii="Times New Roman" w:eastAsia="Times New Roman" w:hAnsi="Times New Roman" w:cs="Times New Roman"/>
           <w:color w:val="1F1F1F"/>
@@ -5391,6 +5487,7 @@
     <w:p>
       <w:pPr>
         <w:spacing w:before="100" w:beforeAutospacing="1" w:after="120" w:line="240" w:lineRule="auto"/>
+        <w:jc w:val="both"/>
         <w:outlineLvl w:val="1"/>
         <w:rPr>
           <w:rFonts w:ascii="Times New Roman" w:eastAsia="Times New Roman" w:hAnsi="Times New Roman" w:cs="Times New Roman"/>
@@ -5420,6 +5517,7 @@
     <w:p>
       <w:pPr>
         <w:spacing w:before="100" w:beforeAutospacing="1" w:after="0" w:line="240" w:lineRule="auto"/>
+        <w:jc w:val="both"/>
         <w:rPr>
           <w:rFonts w:ascii="Times New Roman" w:eastAsia="Times New Roman" w:hAnsi="Times New Roman" w:cs="Times New Roman"/>
           <w:color w:val="1F1F1F"/>
@@ -5451,6 +5549,7 @@
           <w:numId w:val="24"/>
         </w:numPr>
         <w:spacing w:before="100" w:beforeAutospacing="1" w:after="0" w:line="240" w:lineRule="auto"/>
+        <w:jc w:val="both"/>
         <w:rPr>
           <w:rFonts w:ascii="Times New Roman" w:eastAsia="Times New Roman" w:hAnsi="Times New Roman" w:cs="Times New Roman"/>
           <w:color w:val="1F1F1F"/>
@@ -5493,6 +5592,7 @@
           <w:numId w:val="24"/>
         </w:numPr>
         <w:spacing w:before="100" w:beforeAutospacing="1" w:after="0" w:line="240" w:lineRule="auto"/>
+        <w:jc w:val="both"/>
         <w:rPr>
           <w:rFonts w:ascii="Times New Roman" w:eastAsia="Times New Roman" w:hAnsi="Times New Roman" w:cs="Times New Roman"/>
           <w:color w:val="1F1F1F"/>
@@ -5535,6 +5635,7 @@
           <w:numId w:val="24"/>
         </w:numPr>
         <w:spacing w:before="100" w:beforeAutospacing="1" w:after="0" w:line="240" w:lineRule="auto"/>
+        <w:jc w:val="both"/>
         <w:rPr>
           <w:rFonts w:ascii="Times New Roman" w:eastAsia="Times New Roman" w:hAnsi="Times New Roman" w:cs="Times New Roman"/>
           <w:color w:val="1F1F1F"/>
@@ -5573,6 +5674,7 @@
     <w:p>
       <w:pPr>
         <w:spacing w:before="100" w:beforeAutospacing="1" w:after="0" w:line="240" w:lineRule="auto"/>
+        <w:jc w:val="both"/>
         <w:rPr>
           <w:rFonts w:ascii="Times New Roman" w:eastAsia="Times New Roman" w:hAnsi="Times New Roman" w:cs="Times New Roman"/>
           <w:color w:val="1F1F1F"/>
@@ -5604,6 +5706,7 @@
           <w:numId w:val="25"/>
         </w:numPr>
         <w:spacing w:before="100" w:beforeAutospacing="1" w:after="120" w:line="240" w:lineRule="auto"/>
+        <w:jc w:val="both"/>
         <w:rPr>
           <w:rFonts w:ascii="Times New Roman" w:eastAsia="Times New Roman" w:hAnsi="Times New Roman" w:cs="Times New Roman"/>
           <w:color w:val="1F1F1F"/>
@@ -5632,6 +5735,7 @@
           <w:numId w:val="25"/>
         </w:numPr>
         <w:spacing w:before="100" w:beforeAutospacing="1" w:after="120" w:line="240" w:lineRule="auto"/>
+        <w:jc w:val="both"/>
         <w:rPr>
           <w:rFonts w:ascii="Times New Roman" w:eastAsia="Times New Roman" w:hAnsi="Times New Roman" w:cs="Times New Roman"/>
           <w:color w:val="1F1F1F"/>
@@ -5684,6 +5788,7 @@
           <w:numId w:val="25"/>
         </w:numPr>
         <w:spacing w:before="100" w:beforeAutospacing="1" w:after="120" w:line="240" w:lineRule="auto"/>
+        <w:jc w:val="both"/>
         <w:rPr>
           <w:rFonts w:ascii="Times New Roman" w:eastAsia="Times New Roman" w:hAnsi="Times New Roman" w:cs="Times New Roman"/>
           <w:color w:val="1F1F1F"/>
@@ -5703,6 +5808,642 @@
           <w14:ligatures w14:val="none"/>
         </w:rPr>
         <w:t>Establishing a ROS2 bridge for potential real-world vehicle hardware testing.</w:t>
+      </w:r>
+    </w:p>
+    <w:p>
+      <w:pPr>
+        <w:spacing w:before="100" w:beforeAutospacing="1" w:after="120" w:line="240" w:lineRule="auto"/>
+        <w:jc w:val="both"/>
+        <w:rPr>
+          <w:rFonts w:ascii="Times New Roman" w:eastAsia="Times New Roman" w:hAnsi="Times New Roman" w:cs="Times New Roman"/>
+          <w:color w:val="1F1F1F"/>
+          <w:kern w:val="0"/>
+          <w:sz w:val="24"/>
+          <w:szCs w:val="24"/>
+          <w14:ligatures w14:val="none"/>
+        </w:rPr>
+      </w:pPr>
+    </w:p>
+    <w:p>
+      <w:pPr>
+        <w:spacing w:before="100" w:beforeAutospacing="1" w:after="120" w:line="240" w:lineRule="auto"/>
+        <w:jc w:val="both"/>
+        <w:outlineLvl w:val="1"/>
+        <w:rPr>
+          <w:rFonts w:ascii="Times New Roman" w:eastAsia="Times New Roman" w:hAnsi="Times New Roman" w:cs="Times New Roman"/>
+          <w:b/>
+          <w:bCs/>
+          <w:color w:val="1F1F1F"/>
+          <w:kern w:val="0"/>
+          <w:sz w:val="36"/>
+          <w:szCs w:val="36"/>
+          <w14:ligatures w14:val="none"/>
+        </w:rPr>
+      </w:pPr>
+      <w:r>
+        <w:rPr>
+          <w:rFonts w:ascii="Times New Roman" w:eastAsia="Times New Roman" w:hAnsi="Times New Roman" w:cs="Times New Roman"/>
+          <w:b/>
+          <w:bCs/>
+          <w:color w:val="1F1F1F"/>
+          <w:kern w:val="0"/>
+          <w:sz w:val="36"/>
+          <w:szCs w:val="36"/>
+          <w14:ligatures w14:val="none"/>
+        </w:rPr>
+        <w:t>8</w:t>
+      </w:r>
+      <w:r>
+        <w:rPr>
+          <w:rFonts w:ascii="Times New Roman" w:eastAsia="Times New Roman" w:hAnsi="Times New Roman" w:cs="Times New Roman"/>
+          <w:b/>
+          <w:bCs/>
+          <w:color w:val="1F1F1F"/>
+          <w:kern w:val="0"/>
+          <w:sz w:val="36"/>
+          <w:szCs w:val="36"/>
+          <w14:ligatures w14:val="none"/>
+        </w:rPr>
+        <w:t xml:space="preserve">. </w:t>
+      </w:r>
+      <w:r>
+        <w:rPr>
+          <w:rFonts w:ascii="Times New Roman" w:eastAsia="Times New Roman" w:hAnsi="Times New Roman" w:cs="Times New Roman"/>
+          <w:b/>
+          <w:bCs/>
+          <w:color w:val="1F1F1F"/>
+          <w:kern w:val="0"/>
+          <w:sz w:val="36"/>
+          <w:szCs w:val="36"/>
+          <w14:ligatures w14:val="none"/>
+        </w:rPr>
+        <w:t>Demo Video and Screenshots</w:t>
+      </w:r>
+    </w:p>
+    <w:p>
+      <w:pPr>
+        <w:spacing w:before="100" w:beforeAutospacing="1" w:after="120" w:line="240" w:lineRule="auto"/>
+        <w:jc w:val="both"/>
+        <w:rPr>
+          <w:rFonts w:ascii="Times New Roman" w:eastAsia="Times New Roman" w:hAnsi="Times New Roman" w:cs="Times New Roman"/>
+          <w:color w:val="1F1F1F"/>
+          <w:kern w:val="0"/>
+          <w:sz w:val="24"/>
+          <w:szCs w:val="24"/>
+          <w14:ligatures w14:val="none"/>
+        </w:rPr>
+      </w:pPr>
+      <w:hyperlink r:id="rId6" w:history="1">
+        <w:r>
+          <w:rPr>
+            <w:rStyle w:val="Hyperlink"/>
+            <w:rFonts w:ascii="Times New Roman" w:eastAsia="Times New Roman" w:hAnsi="Times New Roman" w:cs="Times New Roman"/>
+            <w:kern w:val="0"/>
+            <w:sz w:val="24"/>
+            <w:szCs w:val="24"/>
+            <w14:ligatures w14:val="none"/>
+          </w:rPr>
+          <w:t xml:space="preserve">Demo Video </w:t>
+        </w:r>
+        <w:proofErr w:type="spellStart"/>
+        <w:r>
+          <w:rPr>
+            <w:rStyle w:val="Hyperlink"/>
+            <w:rFonts w:ascii="Times New Roman" w:eastAsia="Times New Roman" w:hAnsi="Times New Roman" w:cs="Times New Roman"/>
+            <w:kern w:val="0"/>
+            <w:sz w:val="24"/>
+            <w:szCs w:val="24"/>
+            <w14:ligatures w14:val="none"/>
+          </w:rPr>
+          <w:t>Gdriv</w:t>
+        </w:r>
+        <w:r>
+          <w:rPr>
+            <w:rStyle w:val="Hyperlink"/>
+            <w:rFonts w:ascii="Times New Roman" w:eastAsia="Times New Roman" w:hAnsi="Times New Roman" w:cs="Times New Roman"/>
+            <w:kern w:val="0"/>
+            <w:sz w:val="24"/>
+            <w:szCs w:val="24"/>
+            <w14:ligatures w14:val="none"/>
+          </w:rPr>
+          <w:t>e</w:t>
+        </w:r>
+        <w:proofErr w:type="spellEnd"/>
+        <w:r>
+          <w:rPr>
+            <w:rStyle w:val="Hyperlink"/>
+            <w:rFonts w:ascii="Times New Roman" w:eastAsia="Times New Roman" w:hAnsi="Times New Roman" w:cs="Times New Roman"/>
+            <w:kern w:val="0"/>
+            <w:sz w:val="24"/>
+            <w:szCs w:val="24"/>
+            <w14:ligatures w14:val="none"/>
+          </w:rPr>
+          <w:t xml:space="preserve"> Link</w:t>
+        </w:r>
+      </w:hyperlink>
+    </w:p>
+    <w:p>
+      <w:pPr>
+        <w:spacing w:before="100" w:beforeAutospacing="1" w:after="120" w:line="240" w:lineRule="auto"/>
+        <w:jc w:val="both"/>
+        <w:rPr>
+          <w:rFonts w:ascii="Times New Roman" w:eastAsia="Times New Roman" w:hAnsi="Times New Roman" w:cs="Times New Roman"/>
+          <w:color w:val="1F1F1F"/>
+          <w:kern w:val="0"/>
+          <w:sz w:val="24"/>
+          <w:szCs w:val="24"/>
+          <w14:ligatures w14:val="none"/>
+        </w:rPr>
+      </w:pPr>
+    </w:p>
+    <w:p>
+      <w:pPr>
+        <w:spacing w:before="100" w:beforeAutospacing="1" w:after="120" w:line="240" w:lineRule="auto"/>
+        <w:jc w:val="both"/>
+        <w:rPr>
+          <w:rFonts w:ascii="Times New Roman" w:eastAsia="Times New Roman" w:hAnsi="Times New Roman" w:cs="Times New Roman"/>
+          <w:noProof/>
+          <w:color w:val="1F1F1F"/>
+          <w:kern w:val="0"/>
+          <w:sz w:val="24"/>
+          <w:szCs w:val="24"/>
+          <w14:ligatures w14:val="none"/>
+        </w:rPr>
+      </w:pPr>
+    </w:p>
+    <w:p>
+      <w:pPr>
+        <w:spacing w:before="100" w:beforeAutospacing="1" w:after="120" w:line="240" w:lineRule="auto"/>
+        <w:jc w:val="both"/>
+        <w:rPr>
+          <w:rFonts w:ascii="Times New Roman" w:eastAsia="Times New Roman" w:hAnsi="Times New Roman" w:cs="Times New Roman"/>
+          <w:color w:val="1F1F1F"/>
+          <w:kern w:val="0"/>
+          <w:sz w:val="24"/>
+          <w:szCs w:val="24"/>
+          <w14:ligatures w14:val="none"/>
+        </w:rPr>
+      </w:pPr>
+      <w:r>
+        <w:rPr>
+          <w:rFonts w:ascii="Times New Roman" w:eastAsia="Times New Roman" w:hAnsi="Times New Roman" w:cs="Times New Roman"/>
+          <w:noProof/>
+          <w:color w:val="1F1F1F"/>
+          <w:kern w:val="0"/>
+          <w:sz w:val="24"/>
+          <w:szCs w:val="24"/>
+          <w14:ligatures w14:val="none"/>
+        </w:rPr>
+        <w:lastRenderedPageBreak/>
+        <w:drawing>
+          <wp:inline distT="0" distB="0" distL="0" distR="0" wp14:anchorId="6274B38F" wp14:editId="15C52E9C">
+            <wp:extent cx="5937885" cy="3488690"/>
+            <wp:effectExtent l="0" t="0" r="5715" b="0"/>
+            <wp:docPr id="7" name="Picture 7"/>
+            <wp:cNvGraphicFramePr>
+              <a:graphicFrameLocks xmlns:a="http://schemas.openxmlformats.org/drawingml/2006/main" noChangeAspect="1"/>
+            </wp:cNvGraphicFramePr>
+            <a:graphic xmlns:a="http://schemas.openxmlformats.org/drawingml/2006/main">
+              <a:graphicData uri="http://schemas.openxmlformats.org/drawingml/2006/picture">
+                <pic:pic xmlns:pic="http://schemas.openxmlformats.org/drawingml/2006/picture">
+                  <pic:nvPicPr>
+                    <pic:cNvPr id="0" name="Picture 6"/>
+                    <pic:cNvPicPr>
+                      <a:picLocks noChangeAspect="1" noChangeArrowheads="1"/>
+                    </pic:cNvPicPr>
+                  </pic:nvPicPr>
+                  <pic:blipFill>
+                    <a:blip r:embed="rId7" cstate="print">
+                      <a:extLst>
+                        <a:ext uri="{28A0092B-C50C-407E-A947-70E740481C1C}">
+                          <a14:useLocalDpi xmlns:a14="http://schemas.microsoft.com/office/drawing/2010/main" val="0"/>
+                        </a:ext>
+                      </a:extLst>
+                    </a:blip>
+                    <a:srcRect/>
+                    <a:stretch>
+                      <a:fillRect/>
+                    </a:stretch>
+                  </pic:blipFill>
+                  <pic:spPr bwMode="auto">
+                    <a:xfrm>
+                      <a:off x="0" y="0"/>
+                      <a:ext cx="5937885" cy="3488690"/>
+                    </a:xfrm>
+                    <a:prstGeom prst="rect">
+                      <a:avLst/>
+                    </a:prstGeom>
+                    <a:noFill/>
+                    <a:ln>
+                      <a:noFill/>
+                    </a:ln>
+                  </pic:spPr>
+                </pic:pic>
+              </a:graphicData>
+            </a:graphic>
+          </wp:inline>
+        </w:drawing>
+      </w:r>
+    </w:p>
+    <w:p>
+      <w:pPr>
+        <w:spacing w:before="100" w:beforeAutospacing="1" w:after="120" w:line="240" w:lineRule="auto"/>
+        <w:jc w:val="both"/>
+        <w:rPr>
+          <w:rFonts w:ascii="Times New Roman" w:eastAsia="Times New Roman" w:hAnsi="Times New Roman" w:cs="Times New Roman"/>
+          <w:color w:val="1F1F1F"/>
+          <w:kern w:val="0"/>
+          <w:sz w:val="24"/>
+          <w:szCs w:val="24"/>
+          <w14:ligatures w14:val="none"/>
+        </w:rPr>
+      </w:pPr>
+      <w:r>
+        <w:rPr>
+          <w:rFonts w:ascii="Times New Roman" w:eastAsia="Times New Roman" w:hAnsi="Times New Roman" w:cs="Times New Roman"/>
+          <w:color w:val="1F1F1F"/>
+          <w:kern w:val="0"/>
+          <w:sz w:val="24"/>
+          <w:szCs w:val="24"/>
+          <w14:ligatures w14:val="none"/>
+        </w:rPr>
+        <w:t>Fig 1: Dashboard HMI Screenshot</w:t>
+      </w:r>
+    </w:p>
+    <w:p>
+      <w:pPr>
+        <w:spacing w:before="100" w:beforeAutospacing="1" w:after="120" w:line="240" w:lineRule="auto"/>
+        <w:jc w:val="both"/>
+        <w:rPr>
+          <w:rFonts w:ascii="Times New Roman" w:eastAsia="Times New Roman" w:hAnsi="Times New Roman" w:cs="Times New Roman"/>
+          <w:color w:val="1F1F1F"/>
+          <w:kern w:val="0"/>
+          <w:sz w:val="24"/>
+          <w:szCs w:val="24"/>
+          <w14:ligatures w14:val="none"/>
+        </w:rPr>
+      </w:pPr>
+      <w:r>
+        <w:rPr>
+          <w:rFonts w:ascii="Times New Roman" w:eastAsia="Times New Roman" w:hAnsi="Times New Roman" w:cs="Times New Roman"/>
+          <w:noProof/>
+          <w:color w:val="1F1F1F"/>
+          <w:kern w:val="0"/>
+          <w:sz w:val="24"/>
+          <w:szCs w:val="24"/>
+          <w14:ligatures w14:val="none"/>
+        </w:rPr>
+        <w:drawing>
+          <wp:inline distT="0" distB="0" distL="0" distR="0" wp14:anchorId="1F8CACFD" wp14:editId="36627B05">
+            <wp:extent cx="5943600" cy="3151505"/>
+            <wp:effectExtent l="0" t="0" r="0" b="0"/>
+            <wp:docPr id="8" name="Picture 8"/>
+            <wp:cNvGraphicFramePr>
+              <a:graphicFrameLocks xmlns:a="http://schemas.openxmlformats.org/drawingml/2006/main" noChangeAspect="1"/>
+            </wp:cNvGraphicFramePr>
+            <a:graphic xmlns:a="http://schemas.openxmlformats.org/drawingml/2006/main">
+              <a:graphicData uri="http://schemas.openxmlformats.org/drawingml/2006/picture">
+                <pic:pic xmlns:pic="http://schemas.openxmlformats.org/drawingml/2006/picture">
+                  <pic:nvPicPr>
+                    <pic:cNvPr id="0" name="Picture 7"/>
+                    <pic:cNvPicPr>
+                      <a:picLocks noChangeAspect="1" noChangeArrowheads="1"/>
+                    </pic:cNvPicPr>
+                  </pic:nvPicPr>
+                  <pic:blipFill>
+                    <a:blip r:embed="rId8" cstate="print">
+                      <a:extLst>
+                        <a:ext uri="{28A0092B-C50C-407E-A947-70E740481C1C}">
+                          <a14:useLocalDpi xmlns:a14="http://schemas.microsoft.com/office/drawing/2010/main" val="0"/>
+                        </a:ext>
+                      </a:extLst>
+                    </a:blip>
+                    <a:srcRect/>
+                    <a:stretch>
+                      <a:fillRect/>
+                    </a:stretch>
+                  </pic:blipFill>
+                  <pic:spPr bwMode="auto">
+                    <a:xfrm>
+                      <a:off x="0" y="0"/>
+                      <a:ext cx="5943600" cy="3151505"/>
+                    </a:xfrm>
+                    <a:prstGeom prst="rect">
+                      <a:avLst/>
+                    </a:prstGeom>
+                    <a:noFill/>
+                    <a:ln>
+                      <a:noFill/>
+                    </a:ln>
+                  </pic:spPr>
+                </pic:pic>
+              </a:graphicData>
+            </a:graphic>
+          </wp:inline>
+        </w:drawing>
+      </w:r>
+    </w:p>
+    <w:p>
+      <w:pPr>
+        <w:spacing w:before="100" w:beforeAutospacing="1" w:after="120" w:line="240" w:lineRule="auto"/>
+        <w:jc w:val="both"/>
+        <w:rPr>
+          <w:rFonts w:ascii="Times New Roman" w:eastAsia="Times New Roman" w:hAnsi="Times New Roman" w:cs="Times New Roman"/>
+          <w:color w:val="1F1F1F"/>
+          <w:kern w:val="0"/>
+          <w:sz w:val="24"/>
+          <w:szCs w:val="24"/>
+          <w14:ligatures w14:val="none"/>
+        </w:rPr>
+      </w:pPr>
+      <w:r>
+        <w:rPr>
+          <w:rFonts w:ascii="Times New Roman" w:eastAsia="Times New Roman" w:hAnsi="Times New Roman" w:cs="Times New Roman"/>
+          <w:color w:val="1F1F1F"/>
+          <w:kern w:val="0"/>
+          <w:sz w:val="24"/>
+          <w:szCs w:val="24"/>
+          <w14:ligatures w14:val="none"/>
+        </w:rPr>
+        <w:t>Fig 2: AEB Warning on Dashboard</w:t>
+      </w:r>
+    </w:p>
+    <w:p>
+      <w:pPr>
+        <w:spacing w:before="100" w:beforeAutospacing="1" w:after="120" w:line="240" w:lineRule="auto"/>
+        <w:jc w:val="both"/>
+        <w:rPr>
+          <w:rFonts w:ascii="Times New Roman" w:eastAsia="Times New Roman" w:hAnsi="Times New Roman" w:cs="Times New Roman"/>
+          <w:color w:val="1F1F1F"/>
+          <w:kern w:val="0"/>
+          <w:sz w:val="24"/>
+          <w:szCs w:val="24"/>
+          <w14:ligatures w14:val="none"/>
+        </w:rPr>
+      </w:pPr>
+      <w:r>
+        <w:rPr>
+          <w:noProof/>
+        </w:rPr>
+        <w:lastRenderedPageBreak/>
+        <w:drawing>
+          <wp:inline distT="0" distB="0" distL="0" distR="0" wp14:anchorId="1EFD6E96" wp14:editId="2F6051F3">
+            <wp:extent cx="5943600" cy="3343275"/>
+            <wp:effectExtent l="0" t="0" r="0" b="9525"/>
+            <wp:docPr id="10" name="Picture 10"/>
+            <wp:cNvGraphicFramePr>
+              <a:graphicFrameLocks xmlns:a="http://schemas.openxmlformats.org/drawingml/2006/main" noChangeAspect="1"/>
+            </wp:cNvGraphicFramePr>
+            <a:graphic xmlns:a="http://schemas.openxmlformats.org/drawingml/2006/main">
+              <a:graphicData uri="http://schemas.openxmlformats.org/drawingml/2006/picture">
+                <pic:pic xmlns:pic="http://schemas.openxmlformats.org/drawingml/2006/picture">
+                  <pic:nvPicPr>
+                    <pic:cNvPr id="0" name="Picture 9"/>
+                    <pic:cNvPicPr>
+                      <a:picLocks noChangeAspect="1" noChangeArrowheads="1"/>
+                    </pic:cNvPicPr>
+                  </pic:nvPicPr>
+                  <pic:blipFill>
+                    <a:blip r:embed="rId9" cstate="print">
+                      <a:extLst>
+                        <a:ext uri="{28A0092B-C50C-407E-A947-70E740481C1C}">
+                          <a14:useLocalDpi xmlns:a14="http://schemas.microsoft.com/office/drawing/2010/main" val="0"/>
+                        </a:ext>
+                      </a:extLst>
+                    </a:blip>
+                    <a:srcRect/>
+                    <a:stretch>
+                      <a:fillRect/>
+                    </a:stretch>
+                  </pic:blipFill>
+                  <pic:spPr bwMode="auto">
+                    <a:xfrm>
+                      <a:off x="0" y="0"/>
+                      <a:ext cx="5943600" cy="3343275"/>
+                    </a:xfrm>
+                    <a:prstGeom prst="rect">
+                      <a:avLst/>
+                    </a:prstGeom>
+                    <a:noFill/>
+                    <a:ln>
+                      <a:noFill/>
+                    </a:ln>
+                  </pic:spPr>
+                </pic:pic>
+              </a:graphicData>
+            </a:graphic>
+          </wp:inline>
+        </w:drawing>
+      </w:r>
+    </w:p>
+    <w:p>
+      <w:pPr>
+        <w:spacing w:before="100" w:beforeAutospacing="1" w:after="120" w:line="240" w:lineRule="auto"/>
+        <w:jc w:val="both"/>
+        <w:rPr>
+          <w:rFonts w:ascii="Times New Roman" w:eastAsia="Times New Roman" w:hAnsi="Times New Roman" w:cs="Times New Roman"/>
+          <w:color w:val="1F1F1F"/>
+          <w:kern w:val="0"/>
+          <w:sz w:val="24"/>
+          <w:szCs w:val="24"/>
+          <w14:ligatures w14:val="none"/>
+        </w:rPr>
+      </w:pPr>
+      <w:r>
+        <w:rPr>
+          <w:rFonts w:ascii="Times New Roman" w:eastAsia="Times New Roman" w:hAnsi="Times New Roman" w:cs="Times New Roman"/>
+          <w:color w:val="1F1F1F"/>
+          <w:kern w:val="0"/>
+          <w:sz w:val="24"/>
+          <w:szCs w:val="24"/>
+          <w14:ligatures w14:val="none"/>
+        </w:rPr>
+        <w:t>Fig 3: AEB Emergency Breaking</w:t>
+      </w:r>
+    </w:p>
+    <w:p>
+      <w:pPr>
+        <w:spacing w:before="100" w:beforeAutospacing="1" w:after="120" w:line="240" w:lineRule="auto"/>
+        <w:jc w:val="both"/>
+        <w:rPr>
+          <w:rFonts w:ascii="Times New Roman" w:eastAsia="Times New Roman" w:hAnsi="Times New Roman" w:cs="Times New Roman"/>
+          <w:color w:val="1F1F1F"/>
+          <w:kern w:val="0"/>
+          <w:sz w:val="24"/>
+          <w:szCs w:val="24"/>
+          <w14:ligatures w14:val="none"/>
+        </w:rPr>
+      </w:pPr>
+      <w:r>
+        <w:rPr>
+          <w:noProof/>
+        </w:rPr>
+        <w:drawing>
+          <wp:inline distT="0" distB="0" distL="0" distR="0" wp14:anchorId="5B5447EF" wp14:editId="3CA97EB7">
+            <wp:extent cx="5943600" cy="3343275"/>
+            <wp:effectExtent l="0" t="0" r="0" b="9525"/>
+            <wp:docPr id="11" name="Picture 11"/>
+            <wp:cNvGraphicFramePr>
+              <a:graphicFrameLocks xmlns:a="http://schemas.openxmlformats.org/drawingml/2006/main" noChangeAspect="1"/>
+            </wp:cNvGraphicFramePr>
+            <a:graphic xmlns:a="http://schemas.openxmlformats.org/drawingml/2006/main">
+              <a:graphicData uri="http://schemas.openxmlformats.org/drawingml/2006/picture">
+                <pic:pic xmlns:pic="http://schemas.openxmlformats.org/drawingml/2006/picture">
+                  <pic:nvPicPr>
+                    <pic:cNvPr id="0" name="Picture 11"/>
+                    <pic:cNvPicPr>
+                      <a:picLocks noChangeAspect="1" noChangeArrowheads="1"/>
+                    </pic:cNvPicPr>
+                  </pic:nvPicPr>
+                  <pic:blipFill>
+                    <a:blip r:embed="rId10" cstate="print">
+                      <a:extLst>
+                        <a:ext uri="{28A0092B-C50C-407E-A947-70E740481C1C}">
+                          <a14:useLocalDpi xmlns:a14="http://schemas.microsoft.com/office/drawing/2010/main" val="0"/>
+                        </a:ext>
+                      </a:extLst>
+                    </a:blip>
+                    <a:srcRect/>
+                    <a:stretch>
+                      <a:fillRect/>
+                    </a:stretch>
+                  </pic:blipFill>
+                  <pic:spPr bwMode="auto">
+                    <a:xfrm>
+                      <a:off x="0" y="0"/>
+                      <a:ext cx="5943600" cy="3343275"/>
+                    </a:xfrm>
+                    <a:prstGeom prst="rect">
+                      <a:avLst/>
+                    </a:prstGeom>
+                    <a:noFill/>
+                    <a:ln>
+                      <a:noFill/>
+                    </a:ln>
+                  </pic:spPr>
+                </pic:pic>
+              </a:graphicData>
+            </a:graphic>
+          </wp:inline>
+        </w:drawing>
+      </w:r>
+    </w:p>
+    <w:p>
+      <w:pPr>
+        <w:spacing w:before="100" w:beforeAutospacing="1" w:after="120" w:line="240" w:lineRule="auto"/>
+        <w:jc w:val="both"/>
+        <w:rPr>
+          <w:rFonts w:ascii="Times New Roman" w:eastAsia="Times New Roman" w:hAnsi="Times New Roman" w:cs="Times New Roman"/>
+          <w:color w:val="1F1F1F"/>
+          <w:kern w:val="0"/>
+          <w:sz w:val="24"/>
+          <w:szCs w:val="24"/>
+          <w14:ligatures w14:val="none"/>
+        </w:rPr>
+      </w:pPr>
+      <w:r>
+        <w:rPr>
+          <w:rFonts w:ascii="Times New Roman" w:eastAsia="Times New Roman" w:hAnsi="Times New Roman" w:cs="Times New Roman"/>
+          <w:color w:val="1F1F1F"/>
+          <w:kern w:val="0"/>
+          <w:sz w:val="24"/>
+          <w:szCs w:val="24"/>
+          <w14:ligatures w14:val="none"/>
+        </w:rPr>
+        <w:t>Fig 4: ACC active at 30kmph</w:t>
+      </w:r>
+    </w:p>
+    <w:p>
+      <w:pPr>
+        <w:spacing w:before="100" w:beforeAutospacing="1" w:after="120" w:line="240" w:lineRule="auto"/>
+        <w:jc w:val="both"/>
+        <w:rPr>
+          <w:rFonts w:ascii="Times New Roman" w:eastAsia="Times New Roman" w:hAnsi="Times New Roman" w:cs="Times New Roman"/>
+          <w:color w:val="1F1F1F"/>
+          <w:kern w:val="0"/>
+          <w:sz w:val="24"/>
+          <w:szCs w:val="24"/>
+          <w14:ligatures w14:val="none"/>
+        </w:rPr>
+      </w:pPr>
+      <w:r>
+        <w:rPr>
+          <w:noProof/>
+        </w:rPr>
+        <w:lastRenderedPageBreak/>
+        <w:drawing>
+          <wp:inline distT="0" distB="0" distL="0" distR="0" wp14:anchorId="1B312698" wp14:editId="010751B8">
+            <wp:extent cx="5943600" cy="3343275"/>
+            <wp:effectExtent l="0" t="0" r="0" b="9525"/>
+            <wp:docPr id="12" name="Picture 12"/>
+            <wp:cNvGraphicFramePr>
+              <a:graphicFrameLocks xmlns:a="http://schemas.openxmlformats.org/drawingml/2006/main" noChangeAspect="1"/>
+            </wp:cNvGraphicFramePr>
+            <a:graphic xmlns:a="http://schemas.openxmlformats.org/drawingml/2006/main">
+              <a:graphicData uri="http://schemas.openxmlformats.org/drawingml/2006/picture">
+                <pic:pic xmlns:pic="http://schemas.openxmlformats.org/drawingml/2006/picture">
+                  <pic:nvPicPr>
+                    <pic:cNvPr id="0" name="Picture 13"/>
+                    <pic:cNvPicPr>
+                      <a:picLocks noChangeAspect="1" noChangeArrowheads="1"/>
+                    </pic:cNvPicPr>
+                  </pic:nvPicPr>
+                  <pic:blipFill>
+                    <a:blip r:embed="rId11" cstate="print">
+                      <a:extLst>
+                        <a:ext uri="{28A0092B-C50C-407E-A947-70E740481C1C}">
+                          <a14:useLocalDpi xmlns:a14="http://schemas.microsoft.com/office/drawing/2010/main" val="0"/>
+                        </a:ext>
+                      </a:extLst>
+                    </a:blip>
+                    <a:srcRect/>
+                    <a:stretch>
+                      <a:fillRect/>
+                    </a:stretch>
+                  </pic:blipFill>
+                  <pic:spPr bwMode="auto">
+                    <a:xfrm>
+                      <a:off x="0" y="0"/>
+                      <a:ext cx="5943600" cy="3343275"/>
+                    </a:xfrm>
+                    <a:prstGeom prst="rect">
+                      <a:avLst/>
+                    </a:prstGeom>
+                    <a:noFill/>
+                    <a:ln>
+                      <a:noFill/>
+                    </a:ln>
+                  </pic:spPr>
+                </pic:pic>
+              </a:graphicData>
+            </a:graphic>
+          </wp:inline>
+        </w:drawing>
+      </w:r>
+    </w:p>
+    <w:p>
+      <w:pPr>
+        <w:spacing w:before="100" w:beforeAutospacing="1" w:after="120" w:line="240" w:lineRule="auto"/>
+        <w:jc w:val="both"/>
+        <w:rPr>
+          <w:rFonts w:ascii="Times New Roman" w:eastAsia="Times New Roman" w:hAnsi="Times New Roman" w:cs="Times New Roman"/>
+          <w:color w:val="1F1F1F"/>
+          <w:kern w:val="0"/>
+          <w:sz w:val="24"/>
+          <w:szCs w:val="24"/>
+          <w14:ligatures w14:val="none"/>
+        </w:rPr>
+      </w:pPr>
+      <w:r>
+        <w:rPr>
+          <w:rFonts w:ascii="Times New Roman" w:eastAsia="Times New Roman" w:hAnsi="Times New Roman" w:cs="Times New Roman"/>
+          <w:color w:val="1F1F1F"/>
+          <w:kern w:val="0"/>
+          <w:sz w:val="24"/>
+          <w:szCs w:val="24"/>
+          <w14:ligatures w14:val="none"/>
+        </w:rPr>
+        <w:t>Fig 5: Lane Keeping Assist</w:t>
       </w:r>
     </w:p>
     <w:sectPr>
@@ -9704,6 +10445,7 @@
   <w:style w:type="paragraph" w:default="1" w:styleId="Normal">
     <w:name w:val="Normal"/>
     <w:qFormat/>
+    <w:rsid w:val="00E834C8"/>
   </w:style>
   <w:style w:type="paragraph" w:styleId="Heading1">
     <w:name w:val="heading 1"/>
@@ -9983,6 +10725,41 @@
       <w:rFonts w:ascii="Courier New" w:eastAsia="Times New Roman" w:hAnsi="Courier New" w:cs="Courier New"/>
       <w:sz w:val="20"/>
       <w:szCs w:val="20"/>
+    </w:rPr>
+  </w:style>
+  <w:style w:type="character" w:styleId="Hyperlink">
+    <w:name w:val="Hyperlink"/>
+    <w:basedOn w:val="DefaultParagraphFont"/>
+    <w:uiPriority w:val="99"/>
+    <w:unhideWhenUsed/>
+    <w:rsid w:val="00E834C8"/>
+    <w:rPr>
+      <w:color w:val="0563C1" w:themeColor="hyperlink"/>
+      <w:u w:val="single"/>
+    </w:rPr>
+  </w:style>
+  <w:style w:type="character" w:styleId="UnresolvedMention">
+    <w:name w:val="Unresolved Mention"/>
+    <w:basedOn w:val="DefaultParagraphFont"/>
+    <w:uiPriority w:val="99"/>
+    <w:semiHidden/>
+    <w:unhideWhenUsed/>
+    <w:rsid w:val="00E834C8"/>
+    <w:rPr>
+      <w:color w:val="605E5C"/>
+      <w:shd w:val="clear" w:color="auto" w:fill="E1DFDD"/>
+    </w:rPr>
+  </w:style>
+  <w:style w:type="character" w:styleId="FollowedHyperlink">
+    <w:name w:val="FollowedHyperlink"/>
+    <w:basedOn w:val="DefaultParagraphFont"/>
+    <w:uiPriority w:val="99"/>
+    <w:semiHidden/>
+    <w:unhideWhenUsed/>
+    <w:rsid w:val="00E834C8"/>
+    <w:rPr>
+      <w:color w:val="954F72" w:themeColor="followedHyperlink"/>
+      <w:u w:val="single"/>
     </w:rPr>
   </w:style>
 </w:styles>
